--- a/mode_docx_nc/pmi_lo/template.docx
+++ b/mode_docx_nc/pmi_lo/template.docx
@@ -454,7 +454,7 @@
       <w:r>
         <w:fldChar w:fldCharType="separate"/>
       </w:r>
-      <w:hyperlink w:anchor="_Toc204005320" w:history="1">
+      <w:hyperlink w:anchor="_Toc204172001" w:history="1">
         <w:r>
           <w:rPr>
             <w:rStyle w:val="af4"/>
@@ -498,7 +498,7 @@
             <w:noProof/>
             <w:webHidden/>
           </w:rPr>
-          <w:instrText xml:space="preserve"> PAGEREF _Toc204005320 \h </w:instrText>
+          <w:instrText xml:space="preserve"> PAGEREF _Toc204172001 \h </w:instrText>
         </w:r>
         <w:r>
           <w:rPr>
@@ -540,7 +540,7 @@
           <w:lang w:val="en-US"/>
         </w:rPr>
       </w:pPr>
-      <w:hyperlink w:anchor="_Toc204005321" w:history="1">
+      <w:hyperlink w:anchor="_Toc204172002" w:history="1">
         <w:r>
           <w:rPr>
             <w:rStyle w:val="af4"/>
@@ -567,7 +567,7 @@
             <w:noProof/>
             <w:webHidden/>
           </w:rPr>
-          <w:instrText xml:space="preserve"> PAGEREF _Toc204005321 \h </w:instrText>
+          <w:instrText xml:space="preserve"> PAGEREF _Toc204172002 \h </w:instrText>
         </w:r>
         <w:r>
           <w:rPr>
@@ -609,7 +609,7 @@
           <w:lang w:val="en-US"/>
         </w:rPr>
       </w:pPr>
-      <w:hyperlink w:anchor="_Toc204005322" w:history="1">
+      <w:hyperlink w:anchor="_Toc204172003" w:history="1">
         <w:r>
           <w:rPr>
             <w:rStyle w:val="af4"/>
@@ -636,7 +636,7 @@
             <w:noProof/>
             <w:webHidden/>
           </w:rPr>
-          <w:instrText xml:space="preserve"> PAGEREF _Toc204005322 \h </w:instrText>
+          <w:instrText xml:space="preserve"> PAGEREF _Toc204172003 \h </w:instrText>
         </w:r>
         <w:r>
           <w:rPr>
@@ -678,7 +678,7 @@
           <w:lang w:val="en-US"/>
         </w:rPr>
       </w:pPr>
-      <w:hyperlink w:anchor="_Toc204005323" w:history="1">
+      <w:hyperlink w:anchor="_Toc204172004" w:history="1">
         <w:r>
           <w:rPr>
             <w:rStyle w:val="af4"/>
@@ -705,7 +705,7 @@
             <w:noProof/>
             <w:webHidden/>
           </w:rPr>
-          <w:instrText xml:space="preserve"> PAGEREF _Toc204005323 \h </w:instrText>
+          <w:instrText xml:space="preserve"> PAGEREF _Toc204172004 \h </w:instrText>
         </w:r>
         <w:r>
           <w:rPr>
@@ -747,7 +747,7 @@
           <w:lang w:val="en-US"/>
         </w:rPr>
       </w:pPr>
-      <w:hyperlink w:anchor="_Toc204005324" w:history="1">
+      <w:hyperlink w:anchor="_Toc204172005" w:history="1">
         <w:r>
           <w:rPr>
             <w:rStyle w:val="af4"/>
@@ -774,7 +774,7 @@
             <w:noProof/>
             <w:webHidden/>
           </w:rPr>
-          <w:instrText xml:space="preserve"> PAGEREF _Toc204005324 \h </w:instrText>
+          <w:instrText xml:space="preserve"> PAGEREF _Toc204172005 \h </w:instrText>
         </w:r>
         <w:r>
           <w:rPr>
@@ -816,7 +816,7 @@
           <w:lang w:val="en-US"/>
         </w:rPr>
       </w:pPr>
-      <w:hyperlink w:anchor="_Toc204005325" w:history="1">
+      <w:hyperlink w:anchor="_Toc204172006" w:history="1">
         <w:r>
           <w:rPr>
             <w:rStyle w:val="af4"/>
@@ -843,7 +843,7 @@
             <w:noProof/>
             <w:webHidden/>
           </w:rPr>
-          <w:instrText xml:space="preserve"> PAGEREF _Toc204005325 \h </w:instrText>
+          <w:instrText xml:space="preserve"> PAGEREF _Toc204172006 \h </w:instrText>
         </w:r>
         <w:r>
           <w:rPr>
@@ -885,7 +885,7 @@
           <w:lang w:val="en-US"/>
         </w:rPr>
       </w:pPr>
-      <w:hyperlink w:anchor="_Toc204005326" w:history="1">
+      <w:hyperlink w:anchor="_Toc204172007" w:history="1">
         <w:r>
           <w:rPr>
             <w:rStyle w:val="af4"/>
@@ -912,7 +912,7 @@
             <w:noProof/>
             <w:webHidden/>
           </w:rPr>
-          <w:instrText xml:space="preserve"> PAGEREF _Toc204005326 \h </w:instrText>
+          <w:instrText xml:space="preserve"> PAGEREF _Toc204172007 \h </w:instrText>
         </w:r>
         <w:r>
           <w:rPr>
@@ -954,7 +954,7 @@
           <w:lang w:val="en-US"/>
         </w:rPr>
       </w:pPr>
-      <w:hyperlink w:anchor="_Toc204005327" w:history="1">
+      <w:hyperlink w:anchor="_Toc204172008" w:history="1">
         <w:r>
           <w:rPr>
             <w:rStyle w:val="af4"/>
@@ -981,7 +981,7 @@
             <w:noProof/>
             <w:webHidden/>
           </w:rPr>
-          <w:instrText xml:space="preserve"> PAGEREF _Toc204005327 \h </w:instrText>
+          <w:instrText xml:space="preserve"> PAGEREF _Toc204172008 \h </w:instrText>
         </w:r>
         <w:r>
           <w:rPr>
@@ -1027,7 +1027,7 @@
           <w:lang w:val="en-US"/>
         </w:rPr>
       </w:pPr>
-      <w:hyperlink w:anchor="_Toc204005328" w:history="1">
+      <w:hyperlink w:anchor="_Toc204172009" w:history="1">
         <w:r>
           <w:rPr>
             <w:rStyle w:val="af4"/>
@@ -1050,35 +1050,7 @@
             <w:rStyle w:val="af4"/>
             <w:noProof/>
           </w:rPr>
-          <w:t>ПРОГРАММА ПРОВЕДЕНИЯ</w:t>
-        </w:r>
-        <w:r>
-          <w:rPr>
-            <w:rStyle w:val="af4"/>
-            <w:noProof/>
-          </w:rPr>
-          <w:t xml:space="preserve"> </w:t>
-        </w:r>
-        <w:r>
-          <w:rPr>
-            <w:rStyle w:val="af4"/>
-            <w:noProof/>
-          </w:rPr>
-          <w:t>ИСПЫТА</w:t>
-        </w:r>
-        <w:r>
-          <w:rPr>
-            <w:rStyle w:val="af4"/>
-            <w:noProof/>
-          </w:rPr>
-          <w:t>Н</w:t>
-        </w:r>
-        <w:r>
-          <w:rPr>
-            <w:rStyle w:val="af4"/>
-            <w:noProof/>
-          </w:rPr>
-          <w:t>ИЙ</w:t>
+          <w:t>ПРОГРАММА ПРОВЕДЕНИЯ ИСПЫТАНИЙ</w:t>
         </w:r>
         <w:r>
           <w:rPr>
@@ -1099,7 +1071,7 @@
             <w:noProof/>
             <w:webHidden/>
           </w:rPr>
-          <w:instrText xml:space="preserve"> PAGEREF _Toc204005328 \h </w:instrText>
+          <w:instrText xml:space="preserve"> PAGEREF _Toc204172009 \h </w:instrText>
         </w:r>
         <w:r>
           <w:rPr>
@@ -1141,7 +1113,7 @@
           <w:lang w:val="en-US"/>
         </w:rPr>
       </w:pPr>
-      <w:hyperlink w:anchor="_Toc204005329" w:history="1">
+      <w:hyperlink w:anchor="_Toc204172010" w:history="1">
         <w:r>
           <w:rPr>
             <w:rStyle w:val="af4"/>
@@ -1168,7 +1140,7 @@
             <w:noProof/>
             <w:webHidden/>
           </w:rPr>
-          <w:instrText xml:space="preserve"> PAGEREF _Toc204005329 \h </w:instrText>
+          <w:instrText xml:space="preserve"> PAGEREF _Toc204172010 \h </w:instrText>
         </w:r>
         <w:r>
           <w:rPr>
@@ -1210,7 +1182,7 @@
           <w:lang w:val="en-US"/>
         </w:rPr>
       </w:pPr>
-      <w:hyperlink w:anchor="_Toc204005330" w:history="1">
+      <w:hyperlink w:anchor="_Toc204172011" w:history="1">
         <w:r>
           <w:rPr>
             <w:rStyle w:val="af4"/>
@@ -1237,7 +1209,7 @@
             <w:noProof/>
             <w:webHidden/>
           </w:rPr>
-          <w:instrText xml:space="preserve"> PAGEREF _Toc204005330 \h </w:instrText>
+          <w:instrText xml:space="preserve"> PAGEREF _Toc204172011 \h </w:instrText>
         </w:r>
         <w:r>
           <w:rPr>
@@ -1279,7 +1251,7 @@
           <w:lang w:val="en-US"/>
         </w:rPr>
       </w:pPr>
-      <w:hyperlink w:anchor="_Toc204005331" w:history="1">
+      <w:hyperlink w:anchor="_Toc204172012" w:history="1">
         <w:r>
           <w:rPr>
             <w:rStyle w:val="af4"/>
@@ -1306,7 +1278,7 @@
             <w:noProof/>
             <w:webHidden/>
           </w:rPr>
-          <w:instrText xml:space="preserve"> PAGEREF _Toc204005331 \h </w:instrText>
+          <w:instrText xml:space="preserve"> PAGEREF _Toc204172012 \h </w:instrText>
         </w:r>
         <w:r>
           <w:rPr>
@@ -1348,7 +1320,7 @@
           <w:lang w:val="en-US"/>
         </w:rPr>
       </w:pPr>
-      <w:hyperlink w:anchor="_Toc204005332" w:history="1">
+      <w:hyperlink w:anchor="_Toc204172013" w:history="1">
         <w:r>
           <w:rPr>
             <w:rStyle w:val="af4"/>
@@ -1375,7 +1347,7 @@
             <w:noProof/>
             <w:webHidden/>
           </w:rPr>
-          <w:instrText xml:space="preserve"> PAGEREF _Toc204005332 \h </w:instrText>
+          <w:instrText xml:space="preserve"> PAGEREF _Toc204172013 \h </w:instrText>
         </w:r>
         <w:r>
           <w:rPr>
@@ -1396,6 +1368,924 @@
             <w:webHidden/>
           </w:rPr>
           <w:t>8</w:t>
+        </w:r>
+        <w:r>
+          <w:rPr>
+            <w:noProof/>
+            <w:webHidden/>
+          </w:rPr>
+          <w:fldChar w:fldCharType="end"/>
+        </w:r>
+      </w:hyperlink>
+    </w:p>
+    <w:p>
+      <w:pPr>
+        <w:pStyle w:val="22"/>
+        <w:rPr>
+          <w:rFonts w:asciiTheme="minorHAnsi" w:eastAsiaTheme="minorEastAsia" w:hAnsiTheme="minorHAnsi"/>
+          <w:noProof/>
+          <w:color w:val="auto"/>
+          <w:sz w:val="22"/>
+          <w:lang w:val="en-US"/>
+        </w:rPr>
+      </w:pPr>
+      <w:hyperlink w:anchor="_Toc204172014" w:history="1">
+        <w:r>
+          <w:rPr>
+            <w:rStyle w:val="af4"/>
+            <w:noProof/>
+          </w:rPr>
+          <w:t>2.5 Проверка функции УРОВ</w:t>
+        </w:r>
+        <w:r>
+          <w:rPr>
+            <w:noProof/>
+            <w:webHidden/>
+          </w:rPr>
+          <w:tab/>
+        </w:r>
+        <w:r>
+          <w:rPr>
+            <w:noProof/>
+            <w:webHidden/>
+          </w:rPr>
+          <w:fldChar w:fldCharType="begin"/>
+        </w:r>
+        <w:r>
+          <w:rPr>
+            <w:noProof/>
+            <w:webHidden/>
+          </w:rPr>
+          <w:instrText xml:space="preserve"> PAGEREF _Toc204172014 \h </w:instrText>
+        </w:r>
+        <w:r>
+          <w:rPr>
+            <w:noProof/>
+            <w:webHidden/>
+          </w:rPr>
+        </w:r>
+        <w:r>
+          <w:rPr>
+            <w:noProof/>
+            <w:webHidden/>
+          </w:rPr>
+          <w:fldChar w:fldCharType="separate"/>
+        </w:r>
+        <w:r>
+          <w:rPr>
+            <w:noProof/>
+            <w:webHidden/>
+          </w:rPr>
+          <w:t>10</w:t>
+        </w:r>
+        <w:r>
+          <w:rPr>
+            <w:noProof/>
+            <w:webHidden/>
+          </w:rPr>
+          <w:fldChar w:fldCharType="end"/>
+        </w:r>
+      </w:hyperlink>
+    </w:p>
+    <w:p>
+      <w:pPr>
+        <w:pStyle w:val="22"/>
+        <w:rPr>
+          <w:rFonts w:asciiTheme="minorHAnsi" w:eastAsiaTheme="minorEastAsia" w:hAnsiTheme="minorHAnsi"/>
+          <w:noProof/>
+          <w:color w:val="auto"/>
+          <w:sz w:val="22"/>
+          <w:lang w:val="en-US"/>
+        </w:rPr>
+      </w:pPr>
+      <w:hyperlink w:anchor="_Toc204172015" w:history="1">
+        <w:r>
+          <w:rPr>
+            <w:rStyle w:val="af4"/>
+            <w:noProof/>
+          </w:rPr>
+          <w:t>2.6 Проверка функции ЛО Т</w:t>
+        </w:r>
+        <w:r>
+          <w:rPr>
+            <w:noProof/>
+            <w:webHidden/>
+          </w:rPr>
+          <w:tab/>
+        </w:r>
+        <w:r>
+          <w:rPr>
+            <w:noProof/>
+            <w:webHidden/>
+          </w:rPr>
+          <w:fldChar w:fldCharType="begin"/>
+        </w:r>
+        <w:r>
+          <w:rPr>
+            <w:noProof/>
+            <w:webHidden/>
+          </w:rPr>
+          <w:instrText xml:space="preserve"> PAGEREF _Toc204172015 \h </w:instrText>
+        </w:r>
+        <w:r>
+          <w:rPr>
+            <w:noProof/>
+            <w:webHidden/>
+          </w:rPr>
+        </w:r>
+        <w:r>
+          <w:rPr>
+            <w:noProof/>
+            <w:webHidden/>
+          </w:rPr>
+          <w:fldChar w:fldCharType="separate"/>
+        </w:r>
+        <w:r>
+          <w:rPr>
+            <w:noProof/>
+            <w:webHidden/>
+          </w:rPr>
+          <w:t>26</w:t>
+        </w:r>
+        <w:r>
+          <w:rPr>
+            <w:noProof/>
+            <w:webHidden/>
+          </w:rPr>
+          <w:fldChar w:fldCharType="end"/>
+        </w:r>
+      </w:hyperlink>
+    </w:p>
+    <w:p>
+      <w:pPr>
+        <w:pStyle w:val="22"/>
+        <w:rPr>
+          <w:rFonts w:asciiTheme="minorHAnsi" w:eastAsiaTheme="minorEastAsia" w:hAnsiTheme="minorHAnsi"/>
+          <w:noProof/>
+          <w:color w:val="auto"/>
+          <w:sz w:val="22"/>
+          <w:lang w:val="en-US"/>
+        </w:rPr>
+      </w:pPr>
+      <w:hyperlink w:anchor="_Toc204172016" w:history="1">
+        <w:r>
+          <w:rPr>
+            <w:rStyle w:val="af4"/>
+            <w:noProof/>
+          </w:rPr>
+          <w:t>2.7 Проверка функции ЛО ВН</w:t>
+        </w:r>
+        <w:r>
+          <w:rPr>
+            <w:noProof/>
+            <w:webHidden/>
+          </w:rPr>
+          <w:tab/>
+        </w:r>
+        <w:r>
+          <w:rPr>
+            <w:noProof/>
+            <w:webHidden/>
+          </w:rPr>
+          <w:fldChar w:fldCharType="begin"/>
+        </w:r>
+        <w:r>
+          <w:rPr>
+            <w:noProof/>
+            <w:webHidden/>
+          </w:rPr>
+          <w:instrText xml:space="preserve"> PAGEREF _Toc204172016 \h </w:instrText>
+        </w:r>
+        <w:r>
+          <w:rPr>
+            <w:noProof/>
+            <w:webHidden/>
+          </w:rPr>
+        </w:r>
+        <w:r>
+          <w:rPr>
+            <w:noProof/>
+            <w:webHidden/>
+          </w:rPr>
+          <w:fldChar w:fldCharType="separate"/>
+        </w:r>
+        <w:r>
+          <w:rPr>
+            <w:noProof/>
+            <w:webHidden/>
+          </w:rPr>
+          <w:t>37</w:t>
+        </w:r>
+        <w:r>
+          <w:rPr>
+            <w:noProof/>
+            <w:webHidden/>
+          </w:rPr>
+          <w:fldChar w:fldCharType="end"/>
+        </w:r>
+      </w:hyperlink>
+    </w:p>
+    <w:p>
+      <w:pPr>
+        <w:pStyle w:val="22"/>
+        <w:rPr>
+          <w:rFonts w:asciiTheme="minorHAnsi" w:eastAsiaTheme="minorEastAsia" w:hAnsiTheme="minorHAnsi"/>
+          <w:noProof/>
+          <w:color w:val="auto"/>
+          <w:sz w:val="22"/>
+          <w:lang w:val="en-US"/>
+        </w:rPr>
+      </w:pPr>
+      <w:hyperlink w:anchor="_Toc204172017" w:history="1">
+        <w:r>
+          <w:rPr>
+            <w:rStyle w:val="af4"/>
+            <w:noProof/>
+          </w:rPr>
+          <w:t>2.8 Проверка функции ЛО НН</w:t>
+        </w:r>
+        <w:r>
+          <w:rPr>
+            <w:noProof/>
+            <w:webHidden/>
+          </w:rPr>
+          <w:tab/>
+        </w:r>
+        <w:r>
+          <w:rPr>
+            <w:noProof/>
+            <w:webHidden/>
+          </w:rPr>
+          <w:fldChar w:fldCharType="begin"/>
+        </w:r>
+        <w:r>
+          <w:rPr>
+            <w:noProof/>
+            <w:webHidden/>
+          </w:rPr>
+          <w:instrText xml:space="preserve"> PAGEREF _Toc204172017 \h </w:instrText>
+        </w:r>
+        <w:r>
+          <w:rPr>
+            <w:noProof/>
+            <w:webHidden/>
+          </w:rPr>
+        </w:r>
+        <w:r>
+          <w:rPr>
+            <w:noProof/>
+            <w:webHidden/>
+          </w:rPr>
+          <w:fldChar w:fldCharType="separate"/>
+        </w:r>
+        <w:r>
+          <w:rPr>
+            <w:noProof/>
+            <w:webHidden/>
+          </w:rPr>
+          <w:t>47</w:t>
+        </w:r>
+        <w:r>
+          <w:rPr>
+            <w:noProof/>
+            <w:webHidden/>
+          </w:rPr>
+          <w:fldChar w:fldCharType="end"/>
+        </w:r>
+      </w:hyperlink>
+    </w:p>
+    <w:p>
+      <w:pPr>
+        <w:pStyle w:val="22"/>
+        <w:rPr>
+          <w:rFonts w:asciiTheme="minorHAnsi" w:eastAsiaTheme="minorEastAsia" w:hAnsiTheme="minorHAnsi"/>
+          <w:noProof/>
+          <w:color w:val="auto"/>
+          <w:sz w:val="22"/>
+          <w:lang w:val="en-US"/>
+        </w:rPr>
+      </w:pPr>
+      <w:hyperlink w:anchor="_Toc204172018" w:history="1">
+        <w:r>
+          <w:rPr>
+            <w:rStyle w:val="af4"/>
+            <w:noProof/>
+          </w:rPr>
+          <w:t>2.9 Проверка функции СС. Часть 1</w:t>
+        </w:r>
+        <w:r>
+          <w:rPr>
+            <w:noProof/>
+            <w:webHidden/>
+          </w:rPr>
+          <w:tab/>
+        </w:r>
+        <w:r>
+          <w:rPr>
+            <w:noProof/>
+            <w:webHidden/>
+          </w:rPr>
+          <w:fldChar w:fldCharType="begin"/>
+        </w:r>
+        <w:r>
+          <w:rPr>
+            <w:noProof/>
+            <w:webHidden/>
+          </w:rPr>
+          <w:instrText xml:space="preserve"> PAGEREF _Toc204172018 \h </w:instrText>
+        </w:r>
+        <w:r>
+          <w:rPr>
+            <w:noProof/>
+            <w:webHidden/>
+          </w:rPr>
+        </w:r>
+        <w:r>
+          <w:rPr>
+            <w:noProof/>
+            <w:webHidden/>
+          </w:rPr>
+          <w:fldChar w:fldCharType="separate"/>
+        </w:r>
+        <w:r>
+          <w:rPr>
+            <w:noProof/>
+            <w:webHidden/>
+          </w:rPr>
+          <w:t>57</w:t>
+        </w:r>
+        <w:r>
+          <w:rPr>
+            <w:noProof/>
+            <w:webHidden/>
+          </w:rPr>
+          <w:fldChar w:fldCharType="end"/>
+        </w:r>
+      </w:hyperlink>
+    </w:p>
+    <w:p>
+      <w:pPr>
+        <w:pStyle w:val="22"/>
+        <w:rPr>
+          <w:rFonts w:asciiTheme="minorHAnsi" w:eastAsiaTheme="minorEastAsia" w:hAnsiTheme="minorHAnsi"/>
+          <w:noProof/>
+          <w:color w:val="auto"/>
+          <w:sz w:val="22"/>
+          <w:lang w:val="en-US"/>
+        </w:rPr>
+      </w:pPr>
+      <w:hyperlink w:anchor="_Toc204172019" w:history="1">
+        <w:r>
+          <w:rPr>
+            <w:rStyle w:val="af4"/>
+            <w:noProof/>
+          </w:rPr>
+          <w:t>2.10 Проверка функции СС. Часть 2</w:t>
+        </w:r>
+        <w:r>
+          <w:rPr>
+            <w:noProof/>
+            <w:webHidden/>
+          </w:rPr>
+          <w:tab/>
+        </w:r>
+        <w:r>
+          <w:rPr>
+            <w:noProof/>
+            <w:webHidden/>
+          </w:rPr>
+          <w:fldChar w:fldCharType="begin"/>
+        </w:r>
+        <w:r>
+          <w:rPr>
+            <w:noProof/>
+            <w:webHidden/>
+          </w:rPr>
+          <w:instrText xml:space="preserve"> PAGEREF _Toc204172019 \h </w:instrText>
+        </w:r>
+        <w:r>
+          <w:rPr>
+            <w:noProof/>
+            <w:webHidden/>
+          </w:rPr>
+        </w:r>
+        <w:r>
+          <w:rPr>
+            <w:noProof/>
+            <w:webHidden/>
+          </w:rPr>
+          <w:fldChar w:fldCharType="separate"/>
+        </w:r>
+        <w:r>
+          <w:rPr>
+            <w:noProof/>
+            <w:webHidden/>
+          </w:rPr>
+          <w:t>67</w:t>
+        </w:r>
+        <w:r>
+          <w:rPr>
+            <w:noProof/>
+            <w:webHidden/>
+          </w:rPr>
+          <w:fldChar w:fldCharType="end"/>
+        </w:r>
+      </w:hyperlink>
+    </w:p>
+    <w:p>
+      <w:pPr>
+        <w:pStyle w:val="12"/>
+        <w:tabs>
+          <w:tab w:val="left" w:pos="567"/>
+          <w:tab w:val="right" w:leader="dot" w:pos="9605"/>
+        </w:tabs>
+        <w:rPr>
+          <w:rFonts w:asciiTheme="minorHAnsi" w:eastAsiaTheme="minorEastAsia" w:hAnsiTheme="minorHAnsi"/>
+          <w:noProof/>
+          <w:color w:val="auto"/>
+          <w:sz w:val="22"/>
+          <w:lang w:val="en-US"/>
+        </w:rPr>
+      </w:pPr>
+      <w:hyperlink w:anchor="_Toc204172020" w:history="1">
+        <w:r>
+          <w:rPr>
+            <w:rStyle w:val="af4"/>
+            <w:noProof/>
+          </w:rPr>
+          <w:t>3.</w:t>
+        </w:r>
+        <w:r>
+          <w:rPr>
+            <w:rFonts w:asciiTheme="minorHAnsi" w:eastAsiaTheme="minorEastAsia" w:hAnsiTheme="minorHAnsi"/>
+            <w:noProof/>
+            <w:color w:val="auto"/>
+            <w:sz w:val="22"/>
+            <w:lang w:val="en-US"/>
+          </w:rPr>
+          <w:tab/>
+        </w:r>
+        <w:r>
+          <w:rPr>
+            <w:rStyle w:val="af4"/>
+            <w:noProof/>
+          </w:rPr>
+          <w:t>РЕЗУЛЬТАТ ИСПЫТАНИЙ</w:t>
+        </w:r>
+        <w:r>
+          <w:rPr>
+            <w:noProof/>
+            <w:webHidden/>
+          </w:rPr>
+          <w:tab/>
+        </w:r>
+        <w:r>
+          <w:rPr>
+            <w:noProof/>
+            <w:webHidden/>
+          </w:rPr>
+          <w:fldChar w:fldCharType="begin"/>
+        </w:r>
+        <w:r>
+          <w:rPr>
+            <w:noProof/>
+            <w:webHidden/>
+          </w:rPr>
+          <w:instrText xml:space="preserve"> PAGEREF _Toc204172020 \h </w:instrText>
+        </w:r>
+        <w:r>
+          <w:rPr>
+            <w:noProof/>
+            <w:webHidden/>
+          </w:rPr>
+        </w:r>
+        <w:r>
+          <w:rPr>
+            <w:noProof/>
+            <w:webHidden/>
+          </w:rPr>
+          <w:fldChar w:fldCharType="separate"/>
+        </w:r>
+        <w:r>
+          <w:rPr>
+            <w:noProof/>
+            <w:webHidden/>
+          </w:rPr>
+          <w:t>77</w:t>
+        </w:r>
+        <w:r>
+          <w:rPr>
+            <w:noProof/>
+            <w:webHidden/>
+          </w:rPr>
+          <w:fldChar w:fldCharType="end"/>
+        </w:r>
+      </w:hyperlink>
+    </w:p>
+    <w:p>
+      <w:pPr>
+        <w:pStyle w:val="22"/>
+        <w:rPr>
+          <w:rFonts w:asciiTheme="minorHAnsi" w:eastAsiaTheme="minorEastAsia" w:hAnsiTheme="minorHAnsi"/>
+          <w:noProof/>
+          <w:color w:val="auto"/>
+          <w:sz w:val="22"/>
+          <w:lang w:val="en-US"/>
+        </w:rPr>
+      </w:pPr>
+      <w:hyperlink w:anchor="_Toc204172021" w:history="1">
+        <w:r>
+          <w:rPr>
+            <w:rStyle w:val="af4"/>
+            <w:noProof/>
+          </w:rPr>
+          <w:t>3.1 Результат проверки функции УРОВ</w:t>
+        </w:r>
+        <w:r>
+          <w:rPr>
+            <w:noProof/>
+            <w:webHidden/>
+          </w:rPr>
+          <w:tab/>
+        </w:r>
+        <w:r>
+          <w:rPr>
+            <w:noProof/>
+            <w:webHidden/>
+          </w:rPr>
+          <w:fldChar w:fldCharType="begin"/>
+        </w:r>
+        <w:r>
+          <w:rPr>
+            <w:noProof/>
+            <w:webHidden/>
+          </w:rPr>
+          <w:instrText xml:space="preserve"> PAGEREF _Toc204172021 \h </w:instrText>
+        </w:r>
+        <w:r>
+          <w:rPr>
+            <w:noProof/>
+            <w:webHidden/>
+          </w:rPr>
+        </w:r>
+        <w:r>
+          <w:rPr>
+            <w:noProof/>
+            <w:webHidden/>
+          </w:rPr>
+          <w:fldChar w:fldCharType="separate"/>
+        </w:r>
+        <w:r>
+          <w:rPr>
+            <w:noProof/>
+            <w:webHidden/>
+          </w:rPr>
+          <w:t>77</w:t>
+        </w:r>
+        <w:r>
+          <w:rPr>
+            <w:noProof/>
+            <w:webHidden/>
+          </w:rPr>
+          <w:fldChar w:fldCharType="end"/>
+        </w:r>
+      </w:hyperlink>
+    </w:p>
+    <w:p>
+      <w:pPr>
+        <w:pStyle w:val="22"/>
+        <w:rPr>
+          <w:rFonts w:asciiTheme="minorHAnsi" w:eastAsiaTheme="minorEastAsia" w:hAnsiTheme="minorHAnsi"/>
+          <w:noProof/>
+          <w:color w:val="auto"/>
+          <w:sz w:val="22"/>
+          <w:lang w:val="en-US"/>
+        </w:rPr>
+      </w:pPr>
+      <w:hyperlink w:anchor="_Toc204172022" w:history="1">
+        <w:r>
+          <w:rPr>
+            <w:rStyle w:val="af4"/>
+            <w:noProof/>
+          </w:rPr>
+          <w:t>3.2 Результат проверки функции ЛО Т</w:t>
+        </w:r>
+        <w:r>
+          <w:rPr>
+            <w:noProof/>
+            <w:webHidden/>
+          </w:rPr>
+          <w:tab/>
+        </w:r>
+        <w:r>
+          <w:rPr>
+            <w:noProof/>
+            <w:webHidden/>
+          </w:rPr>
+          <w:fldChar w:fldCharType="begin"/>
+        </w:r>
+        <w:r>
+          <w:rPr>
+            <w:noProof/>
+            <w:webHidden/>
+          </w:rPr>
+          <w:instrText xml:space="preserve"> PAGEREF _Toc204172022 \h </w:instrText>
+        </w:r>
+        <w:r>
+          <w:rPr>
+            <w:noProof/>
+            <w:webHidden/>
+          </w:rPr>
+        </w:r>
+        <w:r>
+          <w:rPr>
+            <w:noProof/>
+            <w:webHidden/>
+          </w:rPr>
+          <w:fldChar w:fldCharType="separate"/>
+        </w:r>
+        <w:r>
+          <w:rPr>
+            <w:noProof/>
+            <w:webHidden/>
+          </w:rPr>
+          <w:t>78</w:t>
+        </w:r>
+        <w:r>
+          <w:rPr>
+            <w:noProof/>
+            <w:webHidden/>
+          </w:rPr>
+          <w:fldChar w:fldCharType="end"/>
+        </w:r>
+      </w:hyperlink>
+    </w:p>
+    <w:p>
+      <w:pPr>
+        <w:pStyle w:val="22"/>
+        <w:rPr>
+          <w:rFonts w:asciiTheme="minorHAnsi" w:eastAsiaTheme="minorEastAsia" w:hAnsiTheme="minorHAnsi"/>
+          <w:noProof/>
+          <w:color w:val="auto"/>
+          <w:sz w:val="22"/>
+          <w:lang w:val="en-US"/>
+        </w:rPr>
+      </w:pPr>
+      <w:hyperlink w:anchor="_Toc204172023" w:history="1">
+        <w:r>
+          <w:rPr>
+            <w:rStyle w:val="af4"/>
+            <w:noProof/>
+          </w:rPr>
+          <w:t>3.3 Результат проверки функции ЛО ВН</w:t>
+        </w:r>
+        <w:r>
+          <w:rPr>
+            <w:noProof/>
+            <w:webHidden/>
+          </w:rPr>
+          <w:tab/>
+        </w:r>
+        <w:r>
+          <w:rPr>
+            <w:noProof/>
+            <w:webHidden/>
+          </w:rPr>
+          <w:fldChar w:fldCharType="begin"/>
+        </w:r>
+        <w:r>
+          <w:rPr>
+            <w:noProof/>
+            <w:webHidden/>
+          </w:rPr>
+          <w:instrText xml:space="preserve"> PAGEREF _Toc204172023 \h </w:instrText>
+        </w:r>
+        <w:r>
+          <w:rPr>
+            <w:noProof/>
+            <w:webHidden/>
+          </w:rPr>
+        </w:r>
+        <w:r>
+          <w:rPr>
+            <w:noProof/>
+            <w:webHidden/>
+          </w:rPr>
+          <w:fldChar w:fldCharType="separate"/>
+        </w:r>
+        <w:r>
+          <w:rPr>
+            <w:noProof/>
+            <w:webHidden/>
+          </w:rPr>
+          <w:t>78</w:t>
+        </w:r>
+        <w:r>
+          <w:rPr>
+            <w:noProof/>
+            <w:webHidden/>
+          </w:rPr>
+          <w:fldChar w:fldCharType="end"/>
+        </w:r>
+      </w:hyperlink>
+    </w:p>
+    <w:p>
+      <w:pPr>
+        <w:pStyle w:val="22"/>
+        <w:rPr>
+          <w:rFonts w:asciiTheme="minorHAnsi" w:eastAsiaTheme="minorEastAsia" w:hAnsiTheme="minorHAnsi"/>
+          <w:noProof/>
+          <w:color w:val="auto"/>
+          <w:sz w:val="22"/>
+          <w:lang w:val="en-US"/>
+        </w:rPr>
+      </w:pPr>
+      <w:hyperlink w:anchor="_Toc204172024" w:history="1">
+        <w:r>
+          <w:rPr>
+            <w:rStyle w:val="af4"/>
+            <w:noProof/>
+          </w:rPr>
+          <w:t>3.4 Результат проверки функции ЛО НН</w:t>
+        </w:r>
+        <w:r>
+          <w:rPr>
+            <w:noProof/>
+            <w:webHidden/>
+          </w:rPr>
+          <w:tab/>
+        </w:r>
+        <w:r>
+          <w:rPr>
+            <w:noProof/>
+            <w:webHidden/>
+          </w:rPr>
+          <w:fldChar w:fldCharType="begin"/>
+        </w:r>
+        <w:r>
+          <w:rPr>
+            <w:noProof/>
+            <w:webHidden/>
+          </w:rPr>
+          <w:instrText xml:space="preserve"> PAGEREF _Toc204172024 \h </w:instrText>
+        </w:r>
+        <w:r>
+          <w:rPr>
+            <w:noProof/>
+            <w:webHidden/>
+          </w:rPr>
+        </w:r>
+        <w:r>
+          <w:rPr>
+            <w:noProof/>
+            <w:webHidden/>
+          </w:rPr>
+          <w:fldChar w:fldCharType="separate"/>
+        </w:r>
+        <w:r>
+          <w:rPr>
+            <w:noProof/>
+            <w:webHidden/>
+          </w:rPr>
+          <w:t>79</w:t>
+        </w:r>
+        <w:r>
+          <w:rPr>
+            <w:noProof/>
+            <w:webHidden/>
+          </w:rPr>
+          <w:fldChar w:fldCharType="end"/>
+        </w:r>
+      </w:hyperlink>
+    </w:p>
+    <w:p>
+      <w:pPr>
+        <w:pStyle w:val="22"/>
+        <w:rPr>
+          <w:rFonts w:asciiTheme="minorHAnsi" w:eastAsiaTheme="minorEastAsia" w:hAnsiTheme="minorHAnsi"/>
+          <w:noProof/>
+          <w:color w:val="auto"/>
+          <w:sz w:val="22"/>
+          <w:lang w:val="en-US"/>
+        </w:rPr>
+      </w:pPr>
+      <w:hyperlink w:anchor="_Toc204172025" w:history="1">
+        <w:r>
+          <w:rPr>
+            <w:rStyle w:val="af4"/>
+            <w:noProof/>
+          </w:rPr>
+          <w:t>3.5 Результат проверки функции СС. Часть 1</w:t>
+        </w:r>
+        <w:r>
+          <w:rPr>
+            <w:noProof/>
+            <w:webHidden/>
+          </w:rPr>
+          <w:tab/>
+        </w:r>
+        <w:r>
+          <w:rPr>
+            <w:noProof/>
+            <w:webHidden/>
+          </w:rPr>
+          <w:fldChar w:fldCharType="begin"/>
+        </w:r>
+        <w:r>
+          <w:rPr>
+            <w:noProof/>
+            <w:webHidden/>
+          </w:rPr>
+          <w:instrText xml:space="preserve"> PAGEREF _Toc204172025 \h </w:instrText>
+        </w:r>
+        <w:r>
+          <w:rPr>
+            <w:noProof/>
+            <w:webHidden/>
+          </w:rPr>
+        </w:r>
+        <w:r>
+          <w:rPr>
+            <w:noProof/>
+            <w:webHidden/>
+          </w:rPr>
+          <w:fldChar w:fldCharType="separate"/>
+        </w:r>
+        <w:r>
+          <w:rPr>
+            <w:noProof/>
+            <w:webHidden/>
+          </w:rPr>
+          <w:t>80</w:t>
+        </w:r>
+        <w:r>
+          <w:rPr>
+            <w:noProof/>
+            <w:webHidden/>
+          </w:rPr>
+          <w:fldChar w:fldCharType="end"/>
+        </w:r>
+      </w:hyperlink>
+    </w:p>
+    <w:p>
+      <w:pPr>
+        <w:pStyle w:val="22"/>
+        <w:rPr>
+          <w:rFonts w:asciiTheme="minorHAnsi" w:eastAsiaTheme="minorEastAsia" w:hAnsiTheme="minorHAnsi"/>
+          <w:noProof/>
+          <w:color w:val="auto"/>
+          <w:sz w:val="22"/>
+          <w:lang w:val="en-US"/>
+        </w:rPr>
+      </w:pPr>
+      <w:hyperlink w:anchor="_Toc204172026" w:history="1">
+        <w:r>
+          <w:rPr>
+            <w:rStyle w:val="af4"/>
+            <w:noProof/>
+          </w:rPr>
+          <w:t>3.6 Результат проверки функции СС. Часть 2</w:t>
+        </w:r>
+        <w:r>
+          <w:rPr>
+            <w:noProof/>
+            <w:webHidden/>
+          </w:rPr>
+          <w:tab/>
+        </w:r>
+        <w:r>
+          <w:rPr>
+            <w:noProof/>
+            <w:webHidden/>
+          </w:rPr>
+          <w:fldChar w:fldCharType="begin"/>
+        </w:r>
+        <w:r>
+          <w:rPr>
+            <w:noProof/>
+            <w:webHidden/>
+          </w:rPr>
+          <w:instrText xml:space="preserve"> PAGEREF _Toc204172026 \h </w:instrText>
+        </w:r>
+        <w:r>
+          <w:rPr>
+            <w:noProof/>
+            <w:webHidden/>
+          </w:rPr>
+        </w:r>
+        <w:r>
+          <w:rPr>
+            <w:noProof/>
+            <w:webHidden/>
+          </w:rPr>
+          <w:fldChar w:fldCharType="separate"/>
+        </w:r>
+        <w:r>
+          <w:rPr>
+            <w:noProof/>
+            <w:webHidden/>
+          </w:rPr>
+          <w:t>81</w:t>
         </w:r>
         <w:r>
           <w:rPr>
@@ -1456,7 +2346,7 @@
         <w:lastRenderedPageBreak/>
         <w:tab/>
       </w:r>
-      <w:bookmarkStart w:id="0" w:name="_Toc204005320"/>
+      <w:bookmarkStart w:id="0" w:name="_Toc204172001"/>
       <w:r>
         <w:t>ОБЩИЕ СВЕДЕНИЯ</w:t>
       </w:r>
@@ -1466,7 +2356,7 @@
       <w:pPr>
         <w:pStyle w:val="2"/>
       </w:pPr>
-      <w:bookmarkStart w:id="1" w:name="_Toc204005321"/>
+      <w:bookmarkStart w:id="1" w:name="_Toc204172002"/>
       <w:r>
         <w:t>Цель проведения испытаний</w:t>
       </w:r>
@@ -1477,13 +2367,13 @@
         <w:pStyle w:val="a5"/>
       </w:pPr>
       <w:r>
-        <w:t xml:space="preserve">Проверка и подтверждение соответствия взаимосвязей функциональных блоков устройства ЮНИТ-М300-Т согласованной функциональной схеме устройства (далее ФСУ) </w:t>
+        <w:t xml:space="preserve">Проверка и подтверждение соответствия взаимосвязей функциональных блоков устройства ЮНИТ-М300-Т согласованной функциональной схеме устройства (далее </w:t>
       </w:r>
       <w:r>
-        <w:rPr>
-          <w:highlight w:val="yellow"/>
-        </w:rPr>
-        <w:t>версии 2.1</w:t>
+        <w:t xml:space="preserve">ФСУ) версии </w:t>
+      </w:r>
+      <w:r>
+        <w:t>___</w:t>
       </w:r>
       <w:r>
         <w:t xml:space="preserve"> в части </w:t>
@@ -1499,7 +2389,7 @@
       <w:pPr>
         <w:pStyle w:val="2"/>
       </w:pPr>
-      <w:bookmarkStart w:id="2" w:name="_Toc204005322"/>
+      <w:bookmarkStart w:id="2" w:name="_Toc204172003"/>
       <w:r>
         <w:t>Место</w:t>
       </w:r>
@@ -1628,9 +2518,8 @@
             <w:r>
               <w:rPr>
                 <w:szCs w:val="24"/>
-                <w:highlight w:val="yellow"/>
-              </w:rPr>
-              <w:t>111024</w:t>
+              </w:rPr>
+              <w:t>153040</w:t>
             </w:r>
             <w:r>
               <w:rPr>
@@ -1646,7 +2535,7 @@
       <w:pPr>
         <w:pStyle w:val="2"/>
       </w:pPr>
-      <w:bookmarkStart w:id="3" w:name="_Toc204005323"/>
+      <w:bookmarkStart w:id="3" w:name="_Toc204172004"/>
       <w:r>
         <w:t>Информация об объекте испытаний</w:t>
       </w:r>
@@ -1680,7 +2569,7 @@
         </w:trPr>
         <w:tc>
           <w:tcPr>
-            <w:tcW w:w="9911" w:type="dxa"/>
+            <w:tcW w:w="9605" w:type="dxa"/>
             <w:gridSpan w:val="3"/>
           </w:tcPr>
           <w:p>
@@ -1702,11 +2591,10 @@
         </w:trPr>
         <w:tc>
           <w:tcPr>
-            <w:tcW w:w="4815" w:type="dxa"/>
-          </w:tcPr>
-          <w:p>
-            <w:pPr>
-              <w:jc w:val="left"/>
+            <w:tcW w:w="4644" w:type="dxa"/>
+          </w:tcPr>
+          <w:p>
+            <w:pPr>
               <w:rPr>
                 <w:b/>
               </w:rPr>
@@ -1721,11 +2609,10 @@
         </w:tc>
         <w:tc>
           <w:tcPr>
-            <w:tcW w:w="2551" w:type="dxa"/>
-          </w:tcPr>
-          <w:p>
-            <w:pPr>
-              <w:jc w:val="left"/>
+            <w:tcW w:w="2477" w:type="dxa"/>
+          </w:tcPr>
+          <w:p>
+            <w:pPr>
               <w:rPr>
                 <w:b/>
               </w:rPr>
@@ -1740,11 +2627,10 @@
         </w:tc>
         <w:tc>
           <w:tcPr>
-            <w:tcW w:w="2545" w:type="dxa"/>
-          </w:tcPr>
-          <w:p>
-            <w:pPr>
-              <w:jc w:val="left"/>
+            <w:tcW w:w="2484" w:type="dxa"/>
+          </w:tcPr>
+          <w:p>
+            <w:pPr>
               <w:rPr>
                 <w:b/>
               </w:rPr>
@@ -1764,37 +2650,45 @@
         </w:trPr>
         <w:tc>
           <w:tcPr>
-            <w:tcW w:w="4815" w:type="dxa"/>
+            <w:tcW w:w="4644" w:type="dxa"/>
           </w:tcPr>
           <w:p>
             <w:pPr>
               <w:jc w:val="left"/>
             </w:pPr>
             <w:r>
-              <w:t>Микропроцессорное устройство защи</w:t>
-            </w:r>
-            <w:r>
-              <w:t>ты отходящей линии «ЮНИТ-М300-Т</w:t>
-            </w:r>
-            <w:r>
-              <w:t>»,</w:t>
+              <w:t xml:space="preserve">Наименование: </w:t>
+            </w:r>
+            <w:r>
+              <w:rPr>
+                <w:i/>
+              </w:rPr>
+              <w:t xml:space="preserve">Микропроцессорное устройство защиты </w:t>
+            </w:r>
+            <w:r>
+              <w:rPr>
+                <w:i/>
+              </w:rPr>
+              <w:t>защиты и автоматики трансформатора</w:t>
+            </w:r>
+            <w:r>
+              <w:rPr>
+                <w:i/>
+              </w:rPr>
+              <w:t xml:space="preserve"> «ЮНИТ-М300-Т»</w:t>
             </w:r>
           </w:p>
           <w:p>
             <w:pPr>
               <w:jc w:val="left"/>
             </w:pPr>
-            <w:r>
-              <w:rPr>
-                <w:highlight w:val="yellow"/>
-              </w:rPr>
-              <w:t>Модель ЮНИТ-М314-Т</w:t>
-            </w:r>
-            <w:r>
-              <w:rPr>
-                <w:highlight w:val="yellow"/>
-              </w:rPr>
-              <w:t>-Р02с-B021-В021-В001-К001-К003-M046-5400-x-C02.00,</w:t>
+            <w:proofErr w:type="gramStart"/>
+            <w:r>
+              <w:t>Модель:_</w:t>
+            </w:r>
+            <w:proofErr w:type="gramEnd"/>
+            <w:r>
+              <w:t>_______________________________</w:t>
             </w:r>
           </w:p>
           <w:p>
@@ -1802,25 +2696,27 @@
               <w:jc w:val="left"/>
             </w:pPr>
             <w:r>
-              <w:t xml:space="preserve">ПО версия </w:t>
-            </w:r>
-            <w:r>
-              <w:rPr>
-                <w:highlight w:val="yellow"/>
-              </w:rPr>
-              <w:t>ХХ</w:t>
-            </w:r>
-          </w:p>
-        </w:tc>
-        <w:tc>
-          <w:tcPr>
-            <w:tcW w:w="2551" w:type="dxa"/>
+              <w:t>_______________________________________</w:t>
+            </w:r>
+          </w:p>
+          <w:p>
+            <w:pPr>
+              <w:jc w:val="left"/>
+            </w:pPr>
+            <w:r>
+              <w:t>Версия ПО: _________</w:t>
+            </w:r>
+          </w:p>
+        </w:tc>
+        <w:tc>
+          <w:tcPr>
+            <w:tcW w:w="2477" w:type="dxa"/>
           </w:tcPr>
           <w:p/>
         </w:tc>
         <w:tc>
           <w:tcPr>
-            <w:tcW w:w="2545" w:type="dxa"/>
+            <w:tcW w:w="2484" w:type="dxa"/>
           </w:tcPr>
           <w:p>
             <w:r>
@@ -1887,7 +2783,6 @@
           </w:tcPr>
           <w:p>
             <w:pPr>
-              <w:jc w:val="left"/>
               <w:rPr>
                 <w:b/>
               </w:rPr>
@@ -1906,7 +2801,6 @@
           </w:tcPr>
           <w:p>
             <w:pPr>
-              <w:jc w:val="left"/>
               <w:rPr>
                 <w:b/>
               </w:rPr>
@@ -1925,7 +2819,6 @@
           </w:tcPr>
           <w:p>
             <w:pPr>
-              <w:jc w:val="left"/>
               <w:rPr>
                 <w:b/>
               </w:rPr>
@@ -1947,11 +2840,6 @@
           <w:tcPr>
             <w:tcW w:w="4815" w:type="dxa"/>
           </w:tcPr>
-          <w:p>
-            <w:pPr>
-              <w:jc w:val="left"/>
-            </w:pPr>
-          </w:p>
           <w:p>
             <w:pPr>
               <w:jc w:val="left"/>
@@ -1996,7 +2884,7 @@
       <w:pPr>
         <w:pStyle w:val="2"/>
       </w:pPr>
-      <w:bookmarkStart w:id="4" w:name="_Toc204005324"/>
+      <w:bookmarkStart w:id="4" w:name="_Toc204172005"/>
       <w:r>
         <w:t>Период проведения испытаний</w:t>
       </w:r>
@@ -2013,17 +2901,14 @@
         <w:tab/>
       </w:r>
       <w:r>
-        <w:rPr>
-          <w:highlight w:val="yellow"/>
-        </w:rPr>
-        <w:t>15.09.2025 - 17.10.2025</w:t>
+        <w:t>_____________________________</w:t>
       </w:r>
     </w:p>
     <w:p>
       <w:pPr>
         <w:pStyle w:val="2"/>
       </w:pPr>
-      <w:bookmarkStart w:id="5" w:name="_Toc204005325"/>
+      <w:bookmarkStart w:id="5" w:name="_Toc204172006"/>
       <w:r>
         <w:t>Условия проведения испытаний и измерений</w:t>
       </w:r>
@@ -2041,7 +2926,7 @@
       <w:pPr>
         <w:pStyle w:val="2"/>
       </w:pPr>
-      <w:bookmarkStart w:id="6" w:name="_Toc204005326"/>
+      <w:bookmarkStart w:id="6" w:name="_Toc204172007"/>
       <w:r>
         <w:t>Нормативная документация</w:t>
       </w:r>
@@ -2089,7 +2974,7 @@
       <w:pPr>
         <w:pStyle w:val="2"/>
       </w:pPr>
-      <w:bookmarkStart w:id="7" w:name="_Toc204005327"/>
+      <w:bookmarkStart w:id="7" w:name="_Toc204172008"/>
       <w:r>
         <w:t>Перечень используемых средств измерений (СИ), испытательного оборудования (ИО) и вспомогательного оборудования (ВО)</w:t>
       </w:r>
@@ -3494,15 +4379,9 @@
     <w:p>
       <w:pPr>
         <w:pStyle w:val="1"/>
-        <w:rPr>
-          <w:color w:val="auto"/>
-        </w:rPr>
       </w:pPr>
-      <w:bookmarkStart w:id="8" w:name="_Toc204005328"/>
+      <w:bookmarkStart w:id="8" w:name="_Toc204172009"/>
       <w:r>
-        <w:rPr>
-          <w:color w:val="auto"/>
-        </w:rPr>
         <w:lastRenderedPageBreak/>
         <w:t>ПРОГРАММА ПРОВЕДЕНИЯ ИСПЫТАНИЙ</w:t>
       </w:r>
@@ -3512,7 +4391,7 @@
       <w:pPr>
         <w:pStyle w:val="2"/>
       </w:pPr>
-      <w:bookmarkStart w:id="9" w:name="_Toc204005329"/>
+      <w:bookmarkStart w:id="9" w:name="_Toc204172010"/>
       <w:r>
         <w:t>Цел</w:t>
       </w:r>
@@ -3532,12 +4411,7 @@
         <w:t xml:space="preserve">  </w:t>
       </w:r>
       <w:r>
-        <w:t>Оценка корректности</w:t>
-      </w:r>
-      <w:bookmarkStart w:id="10" w:name="_GoBack"/>
-      <w:bookmarkEnd w:id="10"/>
-      <w:r>
-        <w:t xml:space="preserve"> реализации логических взаимосвязей между функциональными блоками (</w:t>
+        <w:t>Оценка корректности реализации логических взаимосвязей между функциональными блоками (</w:t>
       </w:r>
       <w:r>
         <w:t>ЛО Т</w:t>
@@ -3590,33 +4464,60 @@
     </w:p>
     <w:p>
       <w:pPr>
+        <w:pStyle w:val="a5"/>
+      </w:pPr>
+      <w:r>
+        <w:t>2.1.2 В приложении к данному протоколу (</w:t>
+      </w:r>
+      <w:r>
+        <w:rPr>
+          <w:highlight w:val="yellow"/>
+        </w:rPr>
+        <w:t xml:space="preserve">см. </w:t>
+      </w:r>
+      <w:proofErr w:type="gramStart"/>
+      <w:r>
+        <w:rPr>
+          <w:highlight w:val="yellow"/>
+        </w:rPr>
+        <w:t>фай</w:t>
+      </w:r>
+      <w:r>
+        <w:t>л )</w:t>
+      </w:r>
+      <w:proofErr w:type="gramEnd"/>
+      <w:r>
+        <w:t xml:space="preserve"> приведены выставляемые уставки и параметры для каждого режима.</w:t>
+      </w:r>
+    </w:p>
+    <w:p>
+      <w:pPr>
         <w:pStyle w:val="2"/>
       </w:pPr>
-      <w:bookmarkStart w:id="11" w:name="_Toc198633114"/>
-      <w:bookmarkStart w:id="12" w:name="_Toc198732865"/>
-      <w:bookmarkStart w:id="13" w:name="_Toc204005330"/>
+      <w:bookmarkStart w:id="10" w:name="_Toc198633114"/>
+      <w:bookmarkStart w:id="11" w:name="_Toc198732865"/>
+      <w:bookmarkStart w:id="12" w:name="_Toc204172011"/>
       <w:r>
         <w:t>Подключение испытатель</w:t>
       </w:r>
       <w:r>
         <w:t>ной установки к устройству</w:t>
       </w:r>
+      <w:bookmarkEnd w:id="10"/>
       <w:bookmarkEnd w:id="11"/>
       <w:bookmarkEnd w:id="12"/>
-      <w:bookmarkEnd w:id="13"/>
     </w:p>
     <w:p>
       <w:pPr>
         <w:pStyle w:val="3"/>
       </w:pPr>
       <w:r>
-        <w:t>Перед началом испытаний необходимо подключить аналоговые</w:t>
+        <w:t xml:space="preserve">Перед началом испытаний необходимо подключить </w:t>
       </w:r>
+      <w:bookmarkStart w:id="13" w:name="_GoBack"/>
+      <w:bookmarkEnd w:id="13"/>
       <w:r>
-        <w:t>,</w:t>
-      </w:r>
-      <w:r>
-        <w:t xml:space="preserve"> дискретные цепи терминала и испытательной установки в соответствии со </w:t>
+        <w:t xml:space="preserve">дискретные цепи терминала и испытательной установки в соответствии со </w:t>
       </w:r>
       <w:r>
         <w:t>схемами на рисунках</w:t>
@@ -3724,10 +4625,10 @@
             <v:path o:extrusionok="f" gradientshapeok="t" o:connecttype="rect"/>
             <o:lock v:ext="edit" aspectratio="t"/>
           </v:shapetype>
-          <v:shape id="_x0000_i1025" type="#_x0000_t75" style="width:373.75pt;height:473.3pt" o:ole="">
+          <v:shape id="_x0000_i1025" type="#_x0000_t75" style="width:354pt;height:450pt" o:ole="">
             <v:imagedata r:id="rId10" o:title=""/>
           </v:shape>
-          <o:OLEObject Type="Embed" ProgID="Acrobat.Document.DC" ShapeID="_x0000_i1025" DrawAspect="Content" ObjectID="_1814618083" r:id="rId11"/>
+          <o:OLEObject Type="Embed" ProgID="Acrobat.Document.DC" ShapeID="_x0000_i1025" DrawAspect="Content" ObjectID="_1814790549" r:id="rId11"/>
         </w:object>
       </w:r>
     </w:p>
@@ -3774,10 +4675,10 @@
       </w:pPr>
       <w:r>
         <w:object w:dxaOrig="14235" w:dyaOrig="16485">
-          <v:shape id="_x0000_i1026" type="#_x0000_t75" style="width:380.65pt;height:440.75pt" o:ole="">
+          <v:shape id="_x0000_i1026" type="#_x0000_t75" style="width:381pt;height:441pt" o:ole="">
             <v:imagedata r:id="rId12" o:title=""/>
           </v:shape>
-          <o:OLEObject Type="Embed" ProgID="Acrobat.Document.DC" ShapeID="_x0000_i1026" DrawAspect="Content" ObjectID="_1814618084" r:id="rId13"/>
+          <o:OLEObject Type="Embed" ProgID="Acrobat.Document.DC" ShapeID="_x0000_i1026" DrawAspect="Content" ObjectID="_1814790550" r:id="rId13"/>
         </w:object>
       </w:r>
     </w:p>
@@ -3828,7 +4729,7 @@
       <w:pPr>
         <w:pStyle w:val="2"/>
       </w:pPr>
-      <w:bookmarkStart w:id="16" w:name="_Toc204005331"/>
+      <w:bookmarkStart w:id="16" w:name="_Toc204172012"/>
       <w:r>
         <w:t>Назначение дискретных входов устройства ЮНИТ-М-300</w:t>
       </w:r>
@@ -9278,7 +10179,7 @@
       <w:pPr>
         <w:pStyle w:val="2"/>
       </w:pPr>
-      <w:bookmarkStart w:id="20" w:name="_Toc204005332"/>
+      <w:bookmarkStart w:id="20" w:name="_Toc204172013"/>
       <w:r>
         <w:t>Назначение выходных реле устройства ЮНИТ-М-300</w:t>
       </w:r>
@@ -15530,11 +16431,6 @@
           <w:numId w:val="0"/>
         </w:numPr>
         <w:ind w:left="709"/>
-      </w:pPr>
-    </w:p>
-    <w:p>
-      <w:pPr>
-        <w:pStyle w:val="a5"/>
       </w:pPr>
     </w:p>
     <w:sectPr>
@@ -15981,27 +16877,14 @@
           <w:r>
             <w:t>/</w:t>
           </w:r>
-          <w:r>
-            <w:fldChar w:fldCharType="begin"/>
-          </w:r>
-          <w:r>
-            <w:instrText xml:space="preserve"> NUMPAGES   \* MERGEFORMAT </w:instrText>
-          </w:r>
-          <w:r>
-            <w:fldChar w:fldCharType="separate"/>
-          </w:r>
-          <w:r>
-            <w:rPr>
-              <w:noProof/>
-            </w:rPr>
-            <w:t>10</w:t>
-          </w:r>
-          <w:r>
-            <w:rPr>
-              <w:noProof/>
-            </w:rPr>
-            <w:fldChar w:fldCharType="end"/>
-          </w:r>
+          <w:fldSimple w:instr=" NUMPAGES   \* MERGEFORMAT ">
+            <w:r>
+              <w:rPr>
+                <w:noProof/>
+              </w:rPr>
+              <w:t>10</w:t>
+            </w:r>
+          </w:fldSimple>
         </w:p>
       </w:tc>
     </w:tr>
@@ -18237,7 +19120,7 @@
 </file>
 
 <file path=customXml/itemProps1.xml><?xml version="1.0" encoding="utf-8"?>
-<ds:datastoreItem xmlns:ds="http://schemas.openxmlformats.org/officeDocument/2006/customXml" ds:itemID="{D8CCCCB3-661C-4DAF-9A36-8DBF38E9DEB4}">
+<ds:datastoreItem xmlns:ds="http://schemas.openxmlformats.org/officeDocument/2006/customXml" ds:itemID="{B3B8E875-FD9E-4526-B5A0-AE8B9C381119}">
   <ds:schemaRefs>
     <ds:schemaRef ds:uri="http://schemas.openxmlformats.org/officeDocument/2006/bibliography"/>
   </ds:schemaRefs>
